--- a/template-handler/t2.docx
+++ b/template-handler/t2.docx
@@ -1924,12 +1924,27 @@
               </w:rPr>
               <w:t>lng</w:t>
             </w:r>
+            <w:r>
+              <w:rPr>
+                <w:lang w:val="en-US"/>
+              </w:rPr>
+              <w:t>n</w:t>
+            </w:r>
             <w:proofErr w:type="spellEnd"/>
             <w:r>
+              <w:t>1</w:t>
+            </w:r>
+            <w:r>
               <w:rPr>
                 <w:lang w:val="en-US"/>
               </w:rPr>
               <w:t>}}</w:t>
+            </w:r>
+            <w:r>
+              <w:rPr>
+                <w:lang w:val="en-US"/>
+              </w:rPr>
+              <w:t xml:space="preserve"> {{lngd1}}</w:t>
             </w:r>
           </w:p>
         </w:tc>
@@ -2057,7 +2072,25 @@
               <w:rPr>
                 <w:lang w:val="en-US"/>
               </w:rPr>
-              <w:t>{{lng2}}</w:t>
+              <w:t>{{lng</w:t>
+            </w:r>
+            <w:r>
+              <w:rPr>
+                <w:lang w:val="en-US"/>
+              </w:rPr>
+              <w:t>n</w:t>
+            </w:r>
+            <w:r>
+              <w:rPr>
+                <w:lang w:val="en-US"/>
+              </w:rPr>
+              <w:t>2}}</w:t>
+            </w:r>
+            <w:r>
+              <w:rPr>
+                <w:lang w:val="en-US"/>
+              </w:rPr>
+              <w:t xml:space="preserve"> {{lngd2}}</w:t>
             </w:r>
           </w:p>
         </w:tc>
@@ -2211,9 +2244,6 @@
           <w:p>
             <w:pPr>
               <w:jc w:val="center"/>
-              <w:rPr>
-                <w:lang w:val="en-US"/>
-              </w:rPr>
             </w:pPr>
             <w:r>
               <w:rPr>
@@ -3854,9 +3884,8 @@
               </w:rPr>
               <w:t>{{</w:t>
             </w:r>
-            <w:r>
-              <w:t xml:space="preserve"> </w:t>
-            </w:r>
+            <w:bookmarkStart w:id="0" w:name="_GoBack"/>
+            <w:bookmarkEnd w:id="0"/>
             <w:r>
               <w:rPr>
                 <w:lang w:val="en-US"/>
@@ -4303,6 +4332,7 @@
           </w:tcPr>
           <w:p>
             <w:r>
+              <w:lastRenderedPageBreak/>
               <w:t>7. Профессия</w:t>
             </w:r>
           </w:p>
@@ -4474,9 +4504,6 @@
                 <w:lang w:val="en-US"/>
               </w:rPr>
               <w:t>{{</w:t>
-            </w:r>
-            <w:r>
-              <w:t xml:space="preserve"> </w:t>
             </w:r>
             <w:proofErr w:type="spellStart"/>
             <w:r>
@@ -4831,7 +4858,19 @@
               <w:rPr>
                 <w:lang w:val="en-US"/>
               </w:rPr>
-              <w:t>datem_exp</w:t>
+              <w:t>datem</w:t>
+            </w:r>
+            <w:r>
+              <w:rPr>
+                <w:lang w:val="en-US"/>
+              </w:rPr>
+              <w:t>f</w:t>
+            </w:r>
+            <w:r>
+              <w:rPr>
+                <w:lang w:val="en-US"/>
+              </w:rPr>
+              <w:t>_exp</w:t>
             </w:r>
             <w:proofErr w:type="spellEnd"/>
             <w:r>
@@ -5929,7 +5968,6 @@
                 <w:lang w:val="en-US"/>
               </w:rPr>
             </w:pPr>
-            <w:bookmarkStart w:id="0" w:name="_GoBack" w:colFirst="0" w:colLast="2"/>
             <w:r>
               <w:rPr>
                 <w:lang w:val="en-US"/>
@@ -6533,7 +6571,6 @@
           </w:p>
         </w:tc>
       </w:tr>
-      <w:bookmarkEnd w:id="0"/>
     </w:tbl>
     <w:p/>
     <w:tbl>
